--- a/pequenos-grupos/roteiro-encontro-lideres.docx
+++ b/pequenos-grupos/roteiro-encontro-lideres.docx
@@ -1432,7 +1432,37 @@
           <w:sz w:val="23"/>
           <w:szCs w:val="23"/>
         </w:rPr>
-        <w:t xml:space="preserve"> — três cópias por líder</w:t>
+        <w:t xml:space="preserve"> — três cópias por líder, em branco</w:t>
+      </w:r>
+    </w:p>
+    <w:p>
+      <w:pPr>
+        <w:pStyle w:val="ListParagraph"/>
+        <w:numPr>
+          <w:ilvl w:val="0"/>
+          <w:numId w:val="2"/>
+        </w:numPr>
+        <w:spacing w:after="120" w:line="288" w:lineRule="auto"/>
+      </w:pPr>
+      <w:r>
+        <w:rPr>
+          <w:rFonts w:ascii="Cambria" w:cs="Cambria" w:eastAsia="Cambria" w:hAnsi="Cambria"/>
+          <w:b/>
+          <w:bCs/>
+          <w:color w:val="252544"/>
+          <w:sz w:val="23"/>
+          <w:szCs w:val="23"/>
+        </w:rPr>
+        <w:t xml:space="preserve">Ficha modelo</w:t>
+      </w:r>
+      <w:r>
+        <w:rPr>
+          <w:rFonts w:ascii="Cambria" w:cs="Cambria" w:eastAsia="Cambria" w:hAnsi="Cambria"/>
+          <w:color w:val="2B2B33"/>
+          <w:sz w:val="23"/>
+          <w:szCs w:val="23"/>
+        </w:rPr>
+        <w:t xml:space="preserve"> de Lucas 15.1-10 preenchida — um por líder (entregue só no FIM do Bloco 5)</w:t>
       </w:r>
     </w:p>
     <w:p>
@@ -7942,7 +7972,7 @@
         <w:pStyle w:val="ListParagraph"/>
         <w:numPr>
           <w:ilvl w:val="0"/>
-          <w:numId w:val="3"/>
+          <w:numId w:val="4"/>
         </w:numPr>
         <w:spacing w:after="120" w:line="288" w:lineRule="auto"/>
       </w:pPr>
@@ -7972,7 +8002,7 @@
         <w:pStyle w:val="ListParagraph"/>
         <w:numPr>
           <w:ilvl w:val="0"/>
-          <w:numId w:val="3"/>
+          <w:numId w:val="4"/>
         </w:numPr>
         <w:spacing w:after="120" w:line="288" w:lineRule="auto"/>
       </w:pPr>
@@ -8002,7 +8032,7 @@
         <w:pStyle w:val="ListParagraph"/>
         <w:numPr>
           <w:ilvl w:val="0"/>
-          <w:numId w:val="3"/>
+          <w:numId w:val="4"/>
         </w:numPr>
         <w:spacing w:after="120" w:line="288" w:lineRule="auto"/>
       </w:pPr>
@@ -8032,7 +8062,7 @@
         <w:pStyle w:val="ListParagraph"/>
         <w:numPr>
           <w:ilvl w:val="0"/>
-          <w:numId w:val="3"/>
+          <w:numId w:val="4"/>
         </w:numPr>
         <w:spacing w:after="120" w:line="288" w:lineRule="auto"/>
       </w:pPr>
@@ -8062,7 +8092,7 @@
         <w:pStyle w:val="ListParagraph"/>
         <w:numPr>
           <w:ilvl w:val="0"/>
-          <w:numId w:val="3"/>
+          <w:numId w:val="4"/>
         </w:numPr>
         <w:spacing w:after="120" w:line="288" w:lineRule="auto"/>
       </w:pPr>
@@ -8092,7 +8122,7 @@
         <w:pStyle w:val="ListParagraph"/>
         <w:numPr>
           <w:ilvl w:val="0"/>
-          <w:numId w:val="3"/>
+          <w:numId w:val="4"/>
         </w:numPr>
         <w:spacing w:after="120" w:line="288" w:lineRule="auto"/>
       </w:pPr>
@@ -8410,225 +8440,7 @@
     </w:tbl>
     <w:p>
       <w:pPr>
-        <w:pageBreakBefore/>
-        <w:pBdr>
-          <w:bottom w:val="single" w:color="C8955B" w:sz="14" w:space="6"/>
-        </w:pBdr>
-        <w:spacing w:after="0"/>
-      </w:pPr>
-      <w:r>
-        <w:rPr>
-          <w:rFonts w:ascii="Constantia" w:cs="Constantia" w:eastAsia="Constantia" w:hAnsi="Constantia"/>
-          <w:b/>
-          <w:bCs/>
-          <w:color w:val="9C6F3D"/>
-          <w:spacing w:val="60"/>
-          <w:sz w:val="18"/>
-          <w:szCs w:val="18"/>
-        </w:rPr>
-        <w:t xml:space="preserve">BLOCO 6</w:t>
-      </w:r>
-    </w:p>
-    <w:p>
-      <w:pPr>
-        <w:tabs>
-          <w:tab w:val="right" w:pos="8666"/>
-        </w:tabs>
-        <w:spacing w:after="60" w:before="120"/>
-      </w:pPr>
-      <w:r>
-        <w:rPr>
-          <w:rFonts w:ascii="Constantia" w:cs="Constantia" w:eastAsia="Constantia" w:hAnsi="Constantia"/>
-          <w:b/>
-          <w:bCs/>
-          <w:color w:val="252544"/>
-          <w:sz w:val="34"/>
-          <w:szCs w:val="34"/>
-        </w:rPr>
-        <w:t xml:space="preserve">Salvaguarda, envio e oração</w:t>
-      </w:r>
-      <w:r>
-        <w:rPr>
-          <w:rFonts w:ascii="Cambria" w:cs="Cambria" w:eastAsia="Cambria" w:hAnsi="Cambria"/>
-          <w:i/>
-          <w:iCs/>
-          <w:color w:val="9C6F3D"/>
-          <w:sz w:val="19"/>
-          <w:szCs w:val="19"/>
-        </w:rPr>
-        <w:t xml:space="preserve">	10 min</w:t>
-      </w:r>
-    </w:p>
-    <w:p>
-      <w:pPr>
-        <w:spacing w:after="120"/>
-      </w:pPr>
-    </w:p>
-    <w:p>
-      <w:pPr>
-        <w:keepNext/>
-        <w:spacing w:after="110" w:before="0"/>
-      </w:pPr>
-      <w:r>
-        <w:rPr>
-          <w:rFonts w:ascii="Constantia" w:cs="Constantia" w:eastAsia="Constantia" w:hAnsi="Constantia"/>
-          <w:b/>
-          <w:bCs/>
-          <w:color w:val="252544"/>
-          <w:sz w:val="26"/>
-          <w:szCs w:val="26"/>
-        </w:rPr>
-        <w:t xml:space="preserve">(a) O que sobe ao pastor, no mesmo dia — 4 min</w:t>
-      </w:r>
-    </w:p>
-    <w:p>
-      <w:pPr>
-        <w:spacing w:after="150" w:line="300" w:lineRule="auto"/>
-        <w:jc w:val="left"/>
-      </w:pPr>
-      <w:r>
-        <w:rPr>
-          <w:rFonts w:ascii="Cambria" w:cs="Cambria" w:eastAsia="Cambria" w:hAnsi="Cambria"/>
-          <w:b w:val="false"/>
-          <w:bCs w:val="false"/>
-          <w:i w:val="false"/>
-          <w:iCs w:val="false"/>
-          <w:color w:val="2B2B33"/>
-          <w:sz w:val="23"/>
-          <w:szCs w:val="23"/>
-        </w:rPr>
-        <w:t xml:space="preserve">Esta parte é firme e não é negociável. Leia a lista:</w:t>
-      </w:r>
-    </w:p>
-    <w:p>
-      <w:pPr>
-        <w:pStyle w:val="ListParagraph"/>
-        <w:numPr>
-          <w:ilvl w:val="0"/>
-          <w:numId w:val="4"/>
-        </w:numPr>
-        <w:spacing w:after="120" w:line="288" w:lineRule="auto"/>
-      </w:pPr>
-      <w:r>
-        <w:rPr>
-          <w:rFonts w:ascii="Cambria" w:cs="Cambria" w:eastAsia="Cambria" w:hAnsi="Cambria"/>
-          <w:b/>
-          <w:bCs/>
-          <w:color w:val="252544"/>
-          <w:sz w:val="23"/>
-          <w:szCs w:val="23"/>
-        </w:rPr>
-        <w:t xml:space="preserve">violência doméstica ou qualquer agressão física</w:t>
-      </w:r>
-    </w:p>
-    <w:p>
-      <w:pPr>
-        <w:pStyle w:val="ListParagraph"/>
-        <w:numPr>
-          <w:ilvl w:val="0"/>
-          <w:numId w:val="4"/>
-        </w:numPr>
-        <w:spacing w:after="120" w:line="288" w:lineRule="auto"/>
-      </w:pPr>
-      <w:r>
-        <w:rPr>
-          <w:rFonts w:ascii="Cambria" w:cs="Cambria" w:eastAsia="Cambria" w:hAnsi="Cambria"/>
-          <w:b/>
-          <w:bCs/>
-          <w:color w:val="252544"/>
-          <w:sz w:val="23"/>
-          <w:szCs w:val="23"/>
-        </w:rPr>
-        <w:t xml:space="preserve">abuso sexual, contra adulto ou contra criança</w:t>
-      </w:r>
-    </w:p>
-    <w:p>
-      <w:pPr>
-        <w:pStyle w:val="ListParagraph"/>
-        <w:numPr>
-          <w:ilvl w:val="0"/>
-          <w:numId w:val="4"/>
-        </w:numPr>
-        <w:spacing w:after="120" w:line="288" w:lineRule="auto"/>
-      </w:pPr>
-      <w:r>
-        <w:rPr>
-          <w:rFonts w:ascii="Cambria" w:cs="Cambria" w:eastAsia="Cambria" w:hAnsi="Cambria"/>
-          <w:b/>
-          <w:bCs/>
-          <w:color w:val="252544"/>
-          <w:sz w:val="23"/>
-          <w:szCs w:val="23"/>
-        </w:rPr>
-        <w:t xml:space="preserve">qualquer menção a querer morrer ou tirar a própria vida</w:t>
-      </w:r>
-    </w:p>
-    <w:p>
-      <w:pPr>
-        <w:pStyle w:val="ListParagraph"/>
-        <w:numPr>
-          <w:ilvl w:val="0"/>
-          <w:numId w:val="4"/>
-        </w:numPr>
-        <w:spacing w:after="120" w:line="288" w:lineRule="auto"/>
-      </w:pPr>
-      <w:r>
-        <w:rPr>
-          <w:rFonts w:ascii="Cambria" w:cs="Cambria" w:eastAsia="Cambria" w:hAnsi="Cambria"/>
-          <w:b/>
-          <w:bCs/>
-          <w:color w:val="252544"/>
-          <w:sz w:val="23"/>
-          <w:szCs w:val="23"/>
-        </w:rPr>
-        <w:t xml:space="preserve">adultério ou separação em curso</w:t>
-      </w:r>
-    </w:p>
-    <w:p>
-      <w:pPr>
-        <w:pStyle w:val="ListParagraph"/>
-        <w:numPr>
-          <w:ilvl w:val="0"/>
-          <w:numId w:val="4"/>
-        </w:numPr>
-        <w:spacing w:after="120" w:line="288" w:lineRule="auto"/>
-      </w:pPr>
-      <w:r>
-        <w:rPr>
-          <w:rFonts w:ascii="Cambria" w:cs="Cambria" w:eastAsia="Cambria" w:hAnsi="Cambria"/>
-          <w:b/>
-          <w:bCs/>
-          <w:color w:val="252544"/>
-          <w:sz w:val="23"/>
-          <w:szCs w:val="23"/>
-        </w:rPr>
-        <w:t xml:space="preserve">vício com perda de controle</w:t>
-      </w:r>
-    </w:p>
-    <w:p>
-      <w:pPr>
-        <w:pStyle w:val="ListParagraph"/>
-        <w:numPr>
-          <w:ilvl w:val="0"/>
-          <w:numId w:val="4"/>
-        </w:numPr>
-        <w:spacing w:after="120" w:line="288" w:lineRule="auto"/>
-      </w:pPr>
-      <w:r>
-        <w:rPr>
-          <w:rFonts w:ascii="Cambria" w:cs="Cambria" w:eastAsia="Cambria" w:hAnsi="Cambria"/>
-          <w:b/>
-          <w:bCs/>
-          <w:color w:val="252544"/>
-          <w:sz w:val="23"/>
-          <w:szCs w:val="23"/>
-        </w:rPr>
-        <w:t xml:space="preserve">envolvimento com crime</w:t>
-      </w:r>
-    </w:p>
-    <w:p>
-      <w:pPr>
-        <w:spacing w:after="100"/>
+        <w:spacing w:after="180"/>
       </w:pPr>
     </w:p>
     <w:tbl>
@@ -8655,11 +8467,11 @@
             <w:tcW w:type="dxa" w:w="8666"/>
             <w:tcBorders>
               <w:top w:val="single" w:color="E6DFD2" w:sz="4"/>
-              <w:left w:val="single" w:color="C8955B" w:sz="26"/>
+              <w:left w:val="single" w:color="252544" w:sz="28"/>
               <w:bottom w:val="single" w:color="E6DFD2" w:sz="4"/>
               <w:right w:val="single" w:color="E6DFD2" w:sz="4"/>
             </w:tcBorders>
-            <w:shd w:fill="FBF4E9" w:val="clear"/>
+            <w:shd w:fill="F4F1EA" w:val="clear"/>
             <w:tcMar>
               <w:top w:type="dxa" w:w="150"/>
               <w:left w:type="dxa" w:w="230"/>
@@ -8676,12 +8488,26 @@
                 <w:rFonts w:ascii="Constantia" w:cs="Constantia" w:eastAsia="Constantia" w:hAnsi="Constantia"/>
                 <w:b/>
                 <w:bCs/>
-                <w:color w:val="252544"/>
+                <w:color w:val="9C6F3D"/>
                 <w:spacing w:val="40"/>
                 <w:sz w:val="17"/>
                 <w:szCs w:val="17"/>
               </w:rPr>
-              <w:t xml:space="preserve">VOCÊ DIZ</w:t>
+              <w:t xml:space="preserve">FICHA MODELO — ENTREGAR AO FINAL DO BLOCO</w:t>
+            </w:r>
+          </w:p>
+          <w:p>
+            <w:pPr>
+              <w:spacing w:after="120" w:line="288" w:lineRule="auto"/>
+            </w:pPr>
+            <w:r>
+              <w:rPr>
+                <w:rFonts w:ascii="Cambria" w:cs="Cambria" w:eastAsia="Cambria" w:hAnsi="Cambria"/>
+                <w:color w:val="252544"/>
+                <w:sz w:val="22"/>
+                <w:szCs w:val="22"/>
+              </w:rPr>
+              <w:t xml:space="preserve">Só agora entregue a FICHA MODELO de Lucas 15.1-10, já preenchida. Se entregar antes dos doze minutos, eles copiam em vez de pensar — e o laboratório vira ditado.</w:t>
             </w:r>
           </w:p>
           <w:p>
@@ -8690,14 +8516,12 @@
             </w:pPr>
             <w:r>
               <w:rPr>
-                <w:rFonts w:ascii="Constantia" w:cs="Constantia" w:eastAsia="Constantia" w:hAnsi="Constantia"/>
-                <w:i/>
-                <w:iCs/>
+                <w:rFonts w:ascii="Cambria" w:cs="Cambria" w:eastAsia="Cambria" w:hAnsi="Cambria"/>
                 <w:color w:val="252544"/>
-                <w:sz w:val="24"/>
-                <w:szCs w:val="24"/>
-              </w:rPr>
-              <w:t xml:space="preserve">“Vocês são a porta de entrada do cuidado da igreja, não o último recurso da pessoa. Vocês acolhem, não expõem, e não resolvem sozinhos.”</w:t>
+                <w:sz w:val="22"/>
+                <w:szCs w:val="22"/>
+              </w:rPr>
+              <w:t xml:space="preserve">A última página dela explica por que cada campo foi preenchido daquele jeito. Peça que leiam em casa, não aqui.</w:t>
             </w:r>
           </w:p>
         </w:tc>
@@ -8705,8 +8529,76 @@
     </w:tbl>
     <w:p>
       <w:pPr>
-        <w:spacing w:after="180"/>
-      </w:pPr>
+        <w:pageBreakBefore/>
+        <w:pBdr>
+          <w:bottom w:val="single" w:color="C8955B" w:sz="14" w:space="6"/>
+        </w:pBdr>
+        <w:spacing w:after="0"/>
+      </w:pPr>
+      <w:r>
+        <w:rPr>
+          <w:rFonts w:ascii="Constantia" w:cs="Constantia" w:eastAsia="Constantia" w:hAnsi="Constantia"/>
+          <w:b/>
+          <w:bCs/>
+          <w:color w:val="9C6F3D"/>
+          <w:spacing w:val="60"/>
+          <w:sz w:val="18"/>
+          <w:szCs w:val="18"/>
+        </w:rPr>
+        <w:t xml:space="preserve">BLOCO 6</w:t>
+      </w:r>
+    </w:p>
+    <w:p>
+      <w:pPr>
+        <w:tabs>
+          <w:tab w:val="right" w:pos="8666"/>
+        </w:tabs>
+        <w:spacing w:after="60" w:before="120"/>
+      </w:pPr>
+      <w:r>
+        <w:rPr>
+          <w:rFonts w:ascii="Constantia" w:cs="Constantia" w:eastAsia="Constantia" w:hAnsi="Constantia"/>
+          <w:b/>
+          <w:bCs/>
+          <w:color w:val="252544"/>
+          <w:sz w:val="34"/>
+          <w:szCs w:val="34"/>
+        </w:rPr>
+        <w:t xml:space="preserve">Salvaguarda, envio e oração</w:t>
+      </w:r>
+      <w:r>
+        <w:rPr>
+          <w:rFonts w:ascii="Cambria" w:cs="Cambria" w:eastAsia="Cambria" w:hAnsi="Cambria"/>
+          <w:i/>
+          <w:iCs/>
+          <w:color w:val="9C6F3D"/>
+          <w:sz w:val="19"/>
+          <w:szCs w:val="19"/>
+        </w:rPr>
+        <w:t xml:space="preserve">	10 min</w:t>
+      </w:r>
+    </w:p>
+    <w:p>
+      <w:pPr>
+        <w:spacing w:after="120"/>
+      </w:pPr>
+    </w:p>
+    <w:p>
+      <w:pPr>
+        <w:keepNext/>
+        <w:spacing w:after="110" w:before="0"/>
+      </w:pPr>
+      <w:r>
+        <w:rPr>
+          <w:rFonts w:ascii="Constantia" w:cs="Constantia" w:eastAsia="Constantia" w:hAnsi="Constantia"/>
+          <w:b/>
+          <w:bCs/>
+          <w:color w:val="252544"/>
+          <w:sz w:val="26"/>
+          <w:szCs w:val="26"/>
+        </w:rPr>
+        <w:t xml:space="preserve">(a) O que sobe ao pastor, no mesmo dia — 4 min</w:t>
+      </w:r>
     </w:p>
     <w:p>
       <w:pPr>
@@ -8724,8 +8616,139 @@
           <w:sz w:val="23"/>
           <w:szCs w:val="23"/>
         </w:rPr>
-        <w:t xml:space="preserve">E ensine a frase exata. Nunca prometa sigilo absoluto antes de ouvir:</w:t>
-      </w:r>
+        <w:t xml:space="preserve">Esta parte é firme e não é negociável. Leia a lista:</w:t>
+      </w:r>
+    </w:p>
+    <w:p>
+      <w:pPr>
+        <w:pStyle w:val="ListParagraph"/>
+        <w:numPr>
+          <w:ilvl w:val="0"/>
+          <w:numId w:val="5"/>
+        </w:numPr>
+        <w:spacing w:after="120" w:line="288" w:lineRule="auto"/>
+      </w:pPr>
+      <w:r>
+        <w:rPr>
+          <w:rFonts w:ascii="Cambria" w:cs="Cambria" w:eastAsia="Cambria" w:hAnsi="Cambria"/>
+          <w:b/>
+          <w:bCs/>
+          <w:color w:val="252544"/>
+          <w:sz w:val="23"/>
+          <w:szCs w:val="23"/>
+        </w:rPr>
+        <w:t xml:space="preserve">violência doméstica ou qualquer agressão física</w:t>
+      </w:r>
+    </w:p>
+    <w:p>
+      <w:pPr>
+        <w:pStyle w:val="ListParagraph"/>
+        <w:numPr>
+          <w:ilvl w:val="0"/>
+          <w:numId w:val="5"/>
+        </w:numPr>
+        <w:spacing w:after="120" w:line="288" w:lineRule="auto"/>
+      </w:pPr>
+      <w:r>
+        <w:rPr>
+          <w:rFonts w:ascii="Cambria" w:cs="Cambria" w:eastAsia="Cambria" w:hAnsi="Cambria"/>
+          <w:b/>
+          <w:bCs/>
+          <w:color w:val="252544"/>
+          <w:sz w:val="23"/>
+          <w:szCs w:val="23"/>
+        </w:rPr>
+        <w:t xml:space="preserve">abuso sexual, contra adulto ou contra criança</w:t>
+      </w:r>
+    </w:p>
+    <w:p>
+      <w:pPr>
+        <w:pStyle w:val="ListParagraph"/>
+        <w:numPr>
+          <w:ilvl w:val="0"/>
+          <w:numId w:val="5"/>
+        </w:numPr>
+        <w:spacing w:after="120" w:line="288" w:lineRule="auto"/>
+      </w:pPr>
+      <w:r>
+        <w:rPr>
+          <w:rFonts w:ascii="Cambria" w:cs="Cambria" w:eastAsia="Cambria" w:hAnsi="Cambria"/>
+          <w:b/>
+          <w:bCs/>
+          <w:color w:val="252544"/>
+          <w:sz w:val="23"/>
+          <w:szCs w:val="23"/>
+        </w:rPr>
+        <w:t xml:space="preserve">qualquer menção a querer morrer ou tirar a própria vida</w:t>
+      </w:r>
+    </w:p>
+    <w:p>
+      <w:pPr>
+        <w:pStyle w:val="ListParagraph"/>
+        <w:numPr>
+          <w:ilvl w:val="0"/>
+          <w:numId w:val="5"/>
+        </w:numPr>
+        <w:spacing w:after="120" w:line="288" w:lineRule="auto"/>
+      </w:pPr>
+      <w:r>
+        <w:rPr>
+          <w:rFonts w:ascii="Cambria" w:cs="Cambria" w:eastAsia="Cambria" w:hAnsi="Cambria"/>
+          <w:b/>
+          <w:bCs/>
+          <w:color w:val="252544"/>
+          <w:sz w:val="23"/>
+          <w:szCs w:val="23"/>
+        </w:rPr>
+        <w:t xml:space="preserve">adultério ou separação em curso</w:t>
+      </w:r>
+    </w:p>
+    <w:p>
+      <w:pPr>
+        <w:pStyle w:val="ListParagraph"/>
+        <w:numPr>
+          <w:ilvl w:val="0"/>
+          <w:numId w:val="5"/>
+        </w:numPr>
+        <w:spacing w:after="120" w:line="288" w:lineRule="auto"/>
+      </w:pPr>
+      <w:r>
+        <w:rPr>
+          <w:rFonts w:ascii="Cambria" w:cs="Cambria" w:eastAsia="Cambria" w:hAnsi="Cambria"/>
+          <w:b/>
+          <w:bCs/>
+          <w:color w:val="252544"/>
+          <w:sz w:val="23"/>
+          <w:szCs w:val="23"/>
+        </w:rPr>
+        <w:t xml:space="preserve">vício com perda de controle</w:t>
+      </w:r>
+    </w:p>
+    <w:p>
+      <w:pPr>
+        <w:pStyle w:val="ListParagraph"/>
+        <w:numPr>
+          <w:ilvl w:val="0"/>
+          <w:numId w:val="5"/>
+        </w:numPr>
+        <w:spacing w:after="120" w:line="288" w:lineRule="auto"/>
+      </w:pPr>
+      <w:r>
+        <w:rPr>
+          <w:rFonts w:ascii="Cambria" w:cs="Cambria" w:eastAsia="Cambria" w:hAnsi="Cambria"/>
+          <w:b/>
+          <w:bCs/>
+          <w:color w:val="252544"/>
+          <w:sz w:val="23"/>
+          <w:szCs w:val="23"/>
+        </w:rPr>
+        <w:t xml:space="preserve">envolvimento com crime</w:t>
+      </w:r>
+    </w:p>
+    <w:p>
+      <w:pPr>
+        <w:spacing w:after="100"/>
+      </w:pPr>
     </w:p>
     <w:tbl>
       <w:tblPr>
@@ -8750,16 +8773,16 @@
           <w:tcPr>
             <w:tcW w:type="dxa" w:w="8666"/>
             <w:tcBorders>
-              <w:top w:val="none" w:color="252544" w:sz="0"/>
-              <w:left w:val="single" w:color="C8955B" w:sz="28"/>
-              <w:bottom w:val="none" w:color="252544" w:sz="0"/>
-              <w:right w:val="none" w:color="252544" w:sz="0"/>
-            </w:tcBorders>
-            <w:shd w:fill="252544" w:val="clear"/>
-            <w:tcMar>
-              <w:top w:type="dxa" w:w="170"/>
+              <w:top w:val="single" w:color="E6DFD2" w:sz="4"/>
+              <w:left w:val="single" w:color="C8955B" w:sz="26"/>
+              <w:bottom w:val="single" w:color="E6DFD2" w:sz="4"/>
+              <w:right w:val="single" w:color="E6DFD2" w:sz="4"/>
+            </w:tcBorders>
+            <w:shd w:fill="FBF4E9" w:val="clear"/>
+            <w:tcMar>
+              <w:top w:type="dxa" w:w="150"/>
               <w:left w:type="dxa" w:w="230"/>
-              <w:bottom w:type="dxa" w:w="170"/>
+              <w:bottom w:type="dxa" w:w="150"/>
               <w:right w:type="dxa" w:w="230"/>
             </w:tcMar>
           </w:tcPr>
@@ -8772,28 +8795,28 @@
                 <w:rFonts w:ascii="Constantia" w:cs="Constantia" w:eastAsia="Constantia" w:hAnsi="Constantia"/>
                 <w:b/>
                 <w:bCs/>
-                <w:color w:val="C8955B"/>
-                <w:spacing w:val="60"/>
+                <w:color w:val="252544"/>
+                <w:spacing w:val="40"/>
                 <w:sz w:val="17"/>
                 <w:szCs w:val="17"/>
               </w:rPr>
-              <w:t xml:space="preserve">A FRASE</w:t>
-            </w:r>
-          </w:p>
-          <w:p>
-            <w:pPr>
-              <w:spacing w:after="0" w:line="300" w:lineRule="auto"/>
+              <w:t xml:space="preserve">VOCÊ DIZ</w:t>
+            </w:r>
+          </w:p>
+          <w:p>
+            <w:pPr>
+              <w:spacing w:after="0" w:line="288" w:lineRule="auto"/>
             </w:pPr>
             <w:r>
               <w:rPr>
                 <w:rFonts w:ascii="Constantia" w:cs="Constantia" w:eastAsia="Constantia" w:hAnsi="Constantia"/>
                 <w:i/>
                 <w:iCs/>
-                <w:color w:val="FFFFFF"/>
-                <w:sz w:val="25"/>
-                <w:szCs w:val="25"/>
-              </w:rPr>
-              <w:t xml:space="preserve">“Eu vou te ouvir e não vou contar por aí. Se for algo que precisa de mais ajuda do que eu posso dar, eu te ajudo a levar isso ao pastor — mas eu não vou fazer isso pelas suas costas.”</w:t>
+                <w:color w:val="252544"/>
+                <w:sz w:val="24"/>
+                <w:szCs w:val="24"/>
+              </w:rPr>
+              <w:t xml:space="preserve">“Vocês são a porta de entrada do cuidado da igreja, não o último recurso da pessoa. Vocês acolhem, não expõem, e não resolvem sozinhos.”</w:t>
             </w:r>
           </w:p>
         </w:tc>
@@ -8803,6 +8826,25 @@
       <w:pPr>
         <w:spacing w:after="180"/>
       </w:pPr>
+    </w:p>
+    <w:p>
+      <w:pPr>
+        <w:spacing w:after="150" w:line="300" w:lineRule="auto"/>
+        <w:jc w:val="left"/>
+      </w:pPr>
+      <w:r>
+        <w:rPr>
+          <w:rFonts w:ascii="Cambria" w:cs="Cambria" w:eastAsia="Cambria" w:hAnsi="Cambria"/>
+          <w:b w:val="false"/>
+          <w:bCs w:val="false"/>
+          <w:i w:val="false"/>
+          <w:iCs w:val="false"/>
+          <w:color w:val="2B2B33"/>
+          <w:sz w:val="23"/>
+          <w:szCs w:val="23"/>
+        </w:rPr>
+        <w:t xml:space="preserve">E ensine a frase exata. Nunca prometa sigilo absoluto antes de ouvir:</w:t>
+      </w:r>
     </w:p>
     <w:tbl>
       <w:tblPr>
@@ -8827,16 +8869,16 @@
           <w:tcPr>
             <w:tcW w:type="dxa" w:w="8666"/>
             <w:tcBorders>
-              <w:top w:val="single" w:color="E6DFD2" w:sz="4"/>
-              <w:left w:val="single" w:color="C8955B" w:sz="26"/>
-              <w:bottom w:val="single" w:color="E6DFD2" w:sz="4"/>
-              <w:right w:val="single" w:color="E6DFD2" w:sz="4"/>
-            </w:tcBorders>
-            <w:shd w:fill="FBF4E9" w:val="clear"/>
-            <w:tcMar>
-              <w:top w:type="dxa" w:w="150"/>
+              <w:top w:val="none" w:color="252544" w:sz="0"/>
+              <w:left w:val="single" w:color="C8955B" w:sz="28"/>
+              <w:bottom w:val="none" w:color="252544" w:sz="0"/>
+              <w:right w:val="none" w:color="252544" w:sz="0"/>
+            </w:tcBorders>
+            <w:shd w:fill="252544" w:val="clear"/>
+            <w:tcMar>
+              <w:top w:type="dxa" w:w="170"/>
               <w:left w:type="dxa" w:w="230"/>
-              <w:bottom w:type="dxa" w:w="150"/>
+              <w:bottom w:type="dxa" w:w="170"/>
               <w:right w:type="dxa" w:w="230"/>
             </w:tcMar>
           </w:tcPr>
@@ -8849,28 +8891,28 @@
                 <w:rFonts w:ascii="Constantia" w:cs="Constantia" w:eastAsia="Constantia" w:hAnsi="Constantia"/>
                 <w:b/>
                 <w:bCs/>
-                <w:color w:val="252544"/>
-                <w:spacing w:val="40"/>
+                <w:color w:val="C8955B"/>
+                <w:spacing w:val="60"/>
                 <w:sz w:val="17"/>
                 <w:szCs w:val="17"/>
               </w:rPr>
-              <w:t xml:space="preserve">VOCÊ DIZ</w:t>
-            </w:r>
-          </w:p>
-          <w:p>
-            <w:pPr>
-              <w:spacing w:after="0" w:line="288" w:lineRule="auto"/>
+              <w:t xml:space="preserve">A FRASE</w:t>
+            </w:r>
+          </w:p>
+          <w:p>
+            <w:pPr>
+              <w:spacing w:after="0" w:line="300" w:lineRule="auto"/>
             </w:pPr>
             <w:r>
               <w:rPr>
                 <w:rFonts w:ascii="Constantia" w:cs="Constantia" w:eastAsia="Constantia" w:hAnsi="Constantia"/>
                 <w:i/>
                 <w:iCs/>
-                <w:color w:val="252544"/>
-                <w:sz w:val="24"/>
-                <w:szCs w:val="24"/>
-              </w:rPr>
-              <w:t xml:space="preserve">“Buscar ajuda não é fracasso do líder. É a igreja funcionando junta.”</w:t>
+                <w:color w:val="FFFFFF"/>
+                <w:sz w:val="25"/>
+                <w:szCs w:val="25"/>
+              </w:rPr>
+              <w:t xml:space="preserve">“Eu vou te ouvir e não vou contar por aí. Se for algo que precisa de mais ajuda do que eu posso dar, eu te ajudo a levar isso ao pastor — mas eu não vou fazer isso pelas suas costas.”</w:t>
             </w:r>
           </w:p>
         </w:tc>
@@ -8878,39 +8920,8 @@
     </w:tbl>
     <w:p>
       <w:pPr>
-        <w:keepNext/>
-        <w:spacing w:after="110" w:before="300"/>
-      </w:pPr>
-      <w:r>
-        <w:rPr>
-          <w:rFonts w:ascii="Constantia" w:cs="Constantia" w:eastAsia="Constantia" w:hAnsi="Constantia"/>
-          <w:b/>
-          <w:bCs/>
-          <w:color w:val="252544"/>
-          <w:sz w:val="26"/>
-          <w:szCs w:val="26"/>
-        </w:rPr>
-        <w:t xml:space="preserve">(b) Envio — 2 min</w:t>
-      </w:r>
-    </w:p>
-    <w:p>
-      <w:pPr>
-        <w:spacing w:after="150" w:line="300" w:lineRule="auto"/>
-        <w:jc w:val="left"/>
-      </w:pPr>
-      <w:r>
-        <w:rPr>
-          <w:rFonts w:ascii="Cambria" w:cs="Cambria" w:eastAsia="Cambria" w:hAnsi="Cambria"/>
-          <w:b w:val="false"/>
-          <w:bCs w:val="false"/>
-          <w:i w:val="false"/>
-          <w:iCs w:val="false"/>
-          <w:color w:val="2B2B33"/>
-          <w:sz w:val="23"/>
-          <w:szCs w:val="23"/>
-        </w:rPr>
-        <w:t xml:space="preserve">Entregue o cartão de bolso.</w:t>
-      </w:r>
+        <w:spacing w:after="180"/>
+      </w:pPr>
     </w:p>
     <w:tbl>
       <w:tblPr>
@@ -8978,126 +8989,12 @@
                 <w:sz w:val="24"/>
                 <w:szCs w:val="24"/>
               </w:rPr>
-              <w:t xml:space="preserve">“Não é pra decorar o manual. É pra levar o cartão. Seis perguntas de um lado, as armadilhas do outro.”</w:t>
+              <w:t xml:space="preserve">“Buscar ajuda não é fracasso do líder. É a igreja funcionando junta.”</w:t>
             </w:r>
           </w:p>
         </w:tc>
       </w:tr>
     </w:tbl>
-    <w:p>
-      <w:pPr>
-        <w:spacing w:after="180"/>
-      </w:pPr>
-    </w:p>
-    <w:p>
-      <w:pPr>
-        <w:spacing w:after="150" w:line="300" w:lineRule="auto"/>
-        <w:jc w:val="left"/>
-      </w:pPr>
-      <w:r>
-        <w:rPr>
-          <w:rFonts w:ascii="Cambria" w:cs="Cambria" w:eastAsia="Cambria" w:hAnsi="Cambria"/>
-          <w:b w:val="false"/>
-          <w:bCs w:val="false"/>
-          <w:i w:val="false"/>
-          <w:iCs w:val="false"/>
-          <w:color w:val="2B2B33"/>
-          <w:sz w:val="23"/>
-          <w:szCs w:val="23"/>
-        </w:rPr>
-        <w:t xml:space="preserve">Três compromissos, ditos em voz alta:</w:t>
-      </w:r>
-    </w:p>
-    <w:p>
-      <w:pPr>
-        <w:pStyle w:val="ListParagraph"/>
-        <w:numPr>
-          <w:ilvl w:val="0"/>
-          <w:numId w:val="5"/>
-        </w:numPr>
-        <w:spacing w:after="120" w:line="288" w:lineRule="auto"/>
-      </w:pPr>
-      <w:r>
-        <w:rPr>
-          <w:rFonts w:ascii="Cambria" w:cs="Cambria" w:eastAsia="Cambria" w:hAnsi="Cambria"/>
-          <w:b/>
-          <w:bCs/>
-          <w:color w:val="252544"/>
-          <w:sz w:val="23"/>
-          <w:szCs w:val="23"/>
-        </w:rPr>
-        <w:t xml:space="preserve">Trinta minutos de preparo</w:t>
-      </w:r>
-      <w:r>
-        <w:rPr>
-          <w:rFonts w:ascii="Cambria" w:cs="Cambria" w:eastAsia="Cambria" w:hAnsi="Cambria"/>
-          <w:color w:val="2B2B33"/>
-          <w:sz w:val="23"/>
-          <w:szCs w:val="23"/>
-        </w:rPr>
-        <w:t xml:space="preserve">, na segunda ou na terça, com a ficha preenchida.</w:t>
-      </w:r>
-    </w:p>
-    <w:p>
-      <w:pPr>
-        <w:pStyle w:val="ListParagraph"/>
-        <w:numPr>
-          <w:ilvl w:val="0"/>
-          <w:numId w:val="5"/>
-        </w:numPr>
-        <w:spacing w:after="120" w:line="288" w:lineRule="auto"/>
-      </w:pPr>
-      <w:r>
-        <w:rPr>
-          <w:rFonts w:ascii="Cambria" w:cs="Cambria" w:eastAsia="Cambria" w:hAnsi="Cambria"/>
-          <w:b/>
-          <w:bCs/>
-          <w:color w:val="252544"/>
-          <w:sz w:val="23"/>
-          <w:szCs w:val="23"/>
-        </w:rPr>
-        <w:t xml:space="preserve">Pelo menos uma pergunta de duas portas</w:t>
-      </w:r>
-      <w:r>
-        <w:rPr>
-          <w:rFonts w:ascii="Cambria" w:cs="Cambria" w:eastAsia="Cambria" w:hAnsi="Cambria"/>
-          <w:color w:val="2B2B33"/>
-          <w:sz w:val="23"/>
-          <w:szCs w:val="23"/>
-        </w:rPr>
-        <w:t xml:space="preserve"> por encontro.</w:t>
-      </w:r>
-    </w:p>
-    <w:p>
-      <w:pPr>
-        <w:pStyle w:val="ListParagraph"/>
-        <w:numPr>
-          <w:ilvl w:val="0"/>
-          <w:numId w:val="5"/>
-        </w:numPr>
-        <w:spacing w:after="120" w:line="288" w:lineRule="auto"/>
-      </w:pPr>
-      <w:r>
-        <w:rPr>
-          <w:rFonts w:ascii="Cambria" w:cs="Cambria" w:eastAsia="Cambria" w:hAnsi="Cambria"/>
-          <w:b/>
-          <w:bCs/>
-          <w:color w:val="252544"/>
-          <w:sz w:val="23"/>
-          <w:szCs w:val="23"/>
-        </w:rPr>
-        <w:t xml:space="preserve">Toda semana, o evangelho explícito</w:t>
-      </w:r>
-      <w:r>
-        <w:rPr>
-          <w:rFonts w:ascii="Cambria" w:cs="Cambria" w:eastAsia="Cambria" w:hAnsi="Cambria"/>
-          <w:color w:val="2B2B33"/>
-          <w:sz w:val="23"/>
-          <w:szCs w:val="23"/>
-        </w:rPr>
-        <w:t xml:space="preserve"> — antes do passo prático.</w:t>
-      </w:r>
-    </w:p>
     <w:p>
       <w:pPr>
         <w:keepNext/>
@@ -9112,7 +9009,7 @@
           <w:sz w:val="26"/>
           <w:szCs w:val="26"/>
         </w:rPr>
-        <w:t xml:space="preserve">(c) Oração em duplas — 4 min</w:t>
+        <w:t xml:space="preserve">(b) Envio — 2 min</w:t>
       </w:r>
     </w:p>
     <w:p>
@@ -9131,7 +9028,7 @@
           <w:sz w:val="23"/>
           <w:szCs w:val="23"/>
         </w:rPr>
-        <w:t xml:space="preserve">Não ore você pelo grupo. Formem duplas, e:</w:t>
+        <w:t xml:space="preserve">Entregue o cartão de bolso.</w:t>
       </w:r>
     </w:p>
     <w:tbl>
@@ -9200,6 +9097,228 @@
                 <w:sz w:val="24"/>
                 <w:szCs w:val="24"/>
               </w:rPr>
+              <w:t xml:space="preserve">“Não é pra decorar o manual. É pra levar o cartão. Seis perguntas de um lado, as armadilhas do outro.”</w:t>
+            </w:r>
+          </w:p>
+        </w:tc>
+      </w:tr>
+    </w:tbl>
+    <w:p>
+      <w:pPr>
+        <w:spacing w:after="180"/>
+      </w:pPr>
+    </w:p>
+    <w:p>
+      <w:pPr>
+        <w:spacing w:after="150" w:line="300" w:lineRule="auto"/>
+        <w:jc w:val="left"/>
+      </w:pPr>
+      <w:r>
+        <w:rPr>
+          <w:rFonts w:ascii="Cambria" w:cs="Cambria" w:eastAsia="Cambria" w:hAnsi="Cambria"/>
+          <w:b w:val="false"/>
+          <w:bCs w:val="false"/>
+          <w:i w:val="false"/>
+          <w:iCs w:val="false"/>
+          <w:color w:val="2B2B33"/>
+          <w:sz w:val="23"/>
+          <w:szCs w:val="23"/>
+        </w:rPr>
+        <w:t xml:space="preserve">Três compromissos, ditos em voz alta:</w:t>
+      </w:r>
+    </w:p>
+    <w:p>
+      <w:pPr>
+        <w:pStyle w:val="ListParagraph"/>
+        <w:numPr>
+          <w:ilvl w:val="0"/>
+          <w:numId w:val="6"/>
+        </w:numPr>
+        <w:spacing w:after="120" w:line="288" w:lineRule="auto"/>
+      </w:pPr>
+      <w:r>
+        <w:rPr>
+          <w:rFonts w:ascii="Cambria" w:cs="Cambria" w:eastAsia="Cambria" w:hAnsi="Cambria"/>
+          <w:b/>
+          <w:bCs/>
+          <w:color w:val="252544"/>
+          <w:sz w:val="23"/>
+          <w:szCs w:val="23"/>
+        </w:rPr>
+        <w:t xml:space="preserve">Trinta minutos de preparo</w:t>
+      </w:r>
+      <w:r>
+        <w:rPr>
+          <w:rFonts w:ascii="Cambria" w:cs="Cambria" w:eastAsia="Cambria" w:hAnsi="Cambria"/>
+          <w:color w:val="2B2B33"/>
+          <w:sz w:val="23"/>
+          <w:szCs w:val="23"/>
+        </w:rPr>
+        <w:t xml:space="preserve">, na segunda ou na terça, com a ficha preenchida.</w:t>
+      </w:r>
+    </w:p>
+    <w:p>
+      <w:pPr>
+        <w:pStyle w:val="ListParagraph"/>
+        <w:numPr>
+          <w:ilvl w:val="0"/>
+          <w:numId w:val="6"/>
+        </w:numPr>
+        <w:spacing w:after="120" w:line="288" w:lineRule="auto"/>
+      </w:pPr>
+      <w:r>
+        <w:rPr>
+          <w:rFonts w:ascii="Cambria" w:cs="Cambria" w:eastAsia="Cambria" w:hAnsi="Cambria"/>
+          <w:b/>
+          <w:bCs/>
+          <w:color w:val="252544"/>
+          <w:sz w:val="23"/>
+          <w:szCs w:val="23"/>
+        </w:rPr>
+        <w:t xml:space="preserve">Pelo menos uma pergunta de duas portas</w:t>
+      </w:r>
+      <w:r>
+        <w:rPr>
+          <w:rFonts w:ascii="Cambria" w:cs="Cambria" w:eastAsia="Cambria" w:hAnsi="Cambria"/>
+          <w:color w:val="2B2B33"/>
+          <w:sz w:val="23"/>
+          <w:szCs w:val="23"/>
+        </w:rPr>
+        <w:t xml:space="preserve"> por encontro.</w:t>
+      </w:r>
+    </w:p>
+    <w:p>
+      <w:pPr>
+        <w:pStyle w:val="ListParagraph"/>
+        <w:numPr>
+          <w:ilvl w:val="0"/>
+          <w:numId w:val="6"/>
+        </w:numPr>
+        <w:spacing w:after="120" w:line="288" w:lineRule="auto"/>
+      </w:pPr>
+      <w:r>
+        <w:rPr>
+          <w:rFonts w:ascii="Cambria" w:cs="Cambria" w:eastAsia="Cambria" w:hAnsi="Cambria"/>
+          <w:b/>
+          <w:bCs/>
+          <w:color w:val="252544"/>
+          <w:sz w:val="23"/>
+          <w:szCs w:val="23"/>
+        </w:rPr>
+        <w:t xml:space="preserve">Toda semana, o evangelho explícito</w:t>
+      </w:r>
+      <w:r>
+        <w:rPr>
+          <w:rFonts w:ascii="Cambria" w:cs="Cambria" w:eastAsia="Cambria" w:hAnsi="Cambria"/>
+          <w:color w:val="2B2B33"/>
+          <w:sz w:val="23"/>
+          <w:szCs w:val="23"/>
+        </w:rPr>
+        <w:t xml:space="preserve"> — antes do passo prático.</w:t>
+      </w:r>
+    </w:p>
+    <w:p>
+      <w:pPr>
+        <w:keepNext/>
+        <w:spacing w:after="110" w:before="300"/>
+      </w:pPr>
+      <w:r>
+        <w:rPr>
+          <w:rFonts w:ascii="Constantia" w:cs="Constantia" w:eastAsia="Constantia" w:hAnsi="Constantia"/>
+          <w:b/>
+          <w:bCs/>
+          <w:color w:val="252544"/>
+          <w:sz w:val="26"/>
+          <w:szCs w:val="26"/>
+        </w:rPr>
+        <w:t xml:space="preserve">(c) Oração em duplas — 4 min</w:t>
+      </w:r>
+    </w:p>
+    <w:p>
+      <w:pPr>
+        <w:spacing w:after="150" w:line="300" w:lineRule="auto"/>
+        <w:jc w:val="left"/>
+      </w:pPr>
+      <w:r>
+        <w:rPr>
+          <w:rFonts w:ascii="Cambria" w:cs="Cambria" w:eastAsia="Cambria" w:hAnsi="Cambria"/>
+          <w:b w:val="false"/>
+          <w:bCs w:val="false"/>
+          <w:i w:val="false"/>
+          <w:iCs w:val="false"/>
+          <w:color w:val="2B2B33"/>
+          <w:sz w:val="23"/>
+          <w:szCs w:val="23"/>
+        </w:rPr>
+        <w:t xml:space="preserve">Não ore você pelo grupo. Formem duplas, e:</w:t>
+      </w:r>
+    </w:p>
+    <w:tbl>
+      <w:tblPr>
+        <w:tblW w:type="dxa" w:w="8666"/>
+        <w:tblBorders>
+          <w:top w:val="single" w:color="auto" w:sz="4"/>
+          <w:left w:val="single" w:color="auto" w:sz="4"/>
+          <w:bottom w:val="single" w:color="auto" w:sz="4"/>
+          <w:right w:val="single" w:color="auto" w:sz="4"/>
+          <w:insideH w:val="single" w:color="auto" w:sz="4"/>
+          <w:insideV w:val="single" w:color="auto" w:sz="4"/>
+        </w:tblBorders>
+      </w:tblPr>
+      <w:tblGrid>
+        <w:gridCol w:w="8666"/>
+      </w:tblGrid>
+      <w:tr>
+        <w:trPr>
+          <w:cantSplit/>
+        </w:trPr>
+        <w:tc>
+          <w:tcPr>
+            <w:tcW w:type="dxa" w:w="8666"/>
+            <w:tcBorders>
+              <w:top w:val="single" w:color="E6DFD2" w:sz="4"/>
+              <w:left w:val="single" w:color="C8955B" w:sz="26"/>
+              <w:bottom w:val="single" w:color="E6DFD2" w:sz="4"/>
+              <w:right w:val="single" w:color="E6DFD2" w:sz="4"/>
+            </w:tcBorders>
+            <w:shd w:fill="FBF4E9" w:val="clear"/>
+            <w:tcMar>
+              <w:top w:type="dxa" w:w="150"/>
+              <w:left w:type="dxa" w:w="230"/>
+              <w:bottom w:type="dxa" w:w="150"/>
+              <w:right w:type="dxa" w:w="230"/>
+            </w:tcMar>
+          </w:tcPr>
+          <w:p>
+            <w:pPr>
+              <w:spacing w:after="70"/>
+            </w:pPr>
+            <w:r>
+              <w:rPr>
+                <w:rFonts w:ascii="Constantia" w:cs="Constantia" w:eastAsia="Constantia" w:hAnsi="Constantia"/>
+                <w:b/>
+                <w:bCs/>
+                <w:color w:val="252544"/>
+                <w:spacing w:val="40"/>
+                <w:sz w:val="17"/>
+                <w:szCs w:val="17"/>
+              </w:rPr>
+              <w:t xml:space="preserve">VOCÊ DIZ</w:t>
+            </w:r>
+          </w:p>
+          <w:p>
+            <w:pPr>
+              <w:spacing w:after="0" w:line="288" w:lineRule="auto"/>
+            </w:pPr>
+            <w:r>
+              <w:rPr>
+                <w:rFonts w:ascii="Constantia" w:cs="Constantia" w:eastAsia="Constantia" w:hAnsi="Constantia"/>
+                <w:i/>
+                <w:iCs/>
+                <w:color w:val="252544"/>
+                <w:sz w:val="24"/>
+                <w:szCs w:val="24"/>
+              </w:rPr>
               <w:t xml:space="preserve">“Peça ao seu parceiro que ore por você — por algo real do seu PG ou da sua casa. Não por uma necessidade genérica. Do mesmo jeito que eu fiz com vocês quando a gente começou.”</w:t>
             </w:r>
           </w:p>
@@ -9280,7 +9399,7 @@
         <w:pStyle w:val="ListParagraph"/>
         <w:numPr>
           <w:ilvl w:val="0"/>
-          <w:numId w:val="6"/>
+          <w:numId w:val="7"/>
         </w:numPr>
         <w:spacing w:after="120" w:line="288" w:lineRule="auto"/>
       </w:pPr>
@@ -9310,7 +9429,7 @@
         <w:pStyle w:val="ListParagraph"/>
         <w:numPr>
           <w:ilvl w:val="0"/>
-          <w:numId w:val="6"/>
+          <w:numId w:val="7"/>
         </w:numPr>
         <w:spacing w:after="120" w:line="288" w:lineRule="auto"/>
       </w:pPr>
@@ -9340,7 +9459,7 @@
         <w:pStyle w:val="ListParagraph"/>
         <w:numPr>
           <w:ilvl w:val="0"/>
-          <w:numId w:val="6"/>
+          <w:numId w:val="7"/>
         </w:numPr>
         <w:spacing w:after="120" w:line="288" w:lineRule="auto"/>
       </w:pPr>
@@ -9370,7 +9489,7 @@
         <w:pStyle w:val="ListParagraph"/>
         <w:numPr>
           <w:ilvl w:val="0"/>
-          <w:numId w:val="6"/>
+          <w:numId w:val="7"/>
         </w:numPr>
         <w:spacing w:after="120" w:line="288" w:lineRule="auto"/>
       </w:pPr>
@@ -9455,7 +9574,7 @@
         <w:pStyle w:val="ListParagraph"/>
         <w:numPr>
           <w:ilvl w:val="0"/>
-          <w:numId w:val="7"/>
+          <w:numId w:val="8"/>
         </w:numPr>
         <w:spacing w:after="120" w:line="288" w:lineRule="auto"/>
       </w:pPr>
@@ -9485,7 +9604,7 @@
         <w:pStyle w:val="ListParagraph"/>
         <w:numPr>
           <w:ilvl w:val="0"/>
-          <w:numId w:val="7"/>
+          <w:numId w:val="8"/>
         </w:numPr>
         <w:spacing w:after="120" w:line="288" w:lineRule="auto"/>
       </w:pPr>
@@ -9515,7 +9634,7 @@
         <w:pStyle w:val="ListParagraph"/>
         <w:numPr>
           <w:ilvl w:val="0"/>
-          <w:numId w:val="7"/>
+          <w:numId w:val="8"/>
         </w:numPr>
         <w:spacing w:after="120" w:line="288" w:lineRule="auto"/>
       </w:pPr>
@@ -10056,6 +10175,57 @@
       </w:rPr>
     </w:lvl>
   </w:abstractNum>
+  <w:abstractNum w:abstractNumId="8" w15:restartNumberingAfterBreak="0">
+    <w:multiLevelType w:val="hybridMultilevel"/>
+    <w:lvl w:ilvl="0" w15:tentative="1">
+      <w:start w:val="1"/>
+      <w:numFmt w:val="decimal"/>
+      <w:lvlText w:val="%1."/>
+      <w:lvlJc w:val="left"/>
+      <w:pPr>
+        <w:ind w:left="460" w:hanging="320"/>
+      </w:pPr>
+      <w:rPr>
+        <w:b/>
+        <w:bCs/>
+        <w:color w:val="9C6F3D"/>
+      </w:rPr>
+    </w:lvl>
+  </w:abstractNum>
+  <w:abstractNum w:abstractNumId="9" w15:restartNumberingAfterBreak="0">
+    <w:multiLevelType w:val="hybridMultilevel"/>
+    <w:lvl w:ilvl="0" w15:tentative="1">
+      <w:start w:val="1"/>
+      <w:numFmt w:val="decimal"/>
+      <w:lvlText w:val="%1."/>
+      <w:lvlJc w:val="left"/>
+      <w:pPr>
+        <w:ind w:left="460" w:hanging="320"/>
+      </w:pPr>
+      <w:rPr>
+        <w:b/>
+        <w:bCs/>
+        <w:color w:val="9C6F3D"/>
+      </w:rPr>
+    </w:lvl>
+  </w:abstractNum>
+  <w:abstractNum w:abstractNumId="10" w15:restartNumberingAfterBreak="0">
+    <w:multiLevelType w:val="hybridMultilevel"/>
+    <w:lvl w:ilvl="0" w15:tentative="1">
+      <w:start w:val="1"/>
+      <w:numFmt w:val="decimal"/>
+      <w:lvlText w:val="%1."/>
+      <w:lvlJc w:val="left"/>
+      <w:pPr>
+        <w:ind w:left="460" w:hanging="320"/>
+      </w:pPr>
+      <w:rPr>
+        <w:b/>
+        <w:bCs/>
+        <w:color w:val="9C6F3D"/>
+      </w:rPr>
+    </w:lvl>
+  </w:abstractNum>
   <w:num w:numId="1">
     <w:abstractNumId w:val="1"/>
     <w:lvlOverride w:ilvl="0">
@@ -10075,24 +10245,30 @@
     </w:lvlOverride>
   </w:num>
   <w:num w:numId="4">
+    <w:abstractNumId w:val="8"/>
+    <w:lvlOverride w:ilvl="0">
+      <w:startOverride w:val="1"/>
+    </w:lvlOverride>
+  </w:num>
+  <w:num w:numId="5">
     <w:abstractNumId w:val="3"/>
     <w:lvlOverride w:ilvl="0">
       <w:startOverride w:val="1"/>
     </w:lvlOverride>
   </w:num>
-  <w:num w:numId="5">
+  <w:num w:numId="6">
     <w:abstractNumId w:val="6"/>
     <w:lvlOverride w:ilvl="0">
       <w:startOverride w:val="1"/>
     </w:lvlOverride>
   </w:num>
-  <w:num w:numId="6">
+  <w:num w:numId="7">
     <w:abstractNumId w:val="4"/>
     <w:lvlOverride w:ilvl="0">
       <w:startOverride w:val="1"/>
     </w:lvlOverride>
   </w:num>
-  <w:num w:numId="7">
+  <w:num w:numId="8">
     <w:abstractNumId w:val="7"/>
     <w:lvlOverride w:ilvl="0">
       <w:startOverride w:val="1"/>
